--- a/deliverables/V4-V11_SYNC/PACKAGES/NEW_V05_Synchronized_Production_Package/05_SHORTS/Individual/NEW_V05_Short_2.docx
+++ b/deliverables/V4-V11_SYNC/PACKAGES/NEW_V05_Synchronized_Production_Package/05_SHORTS/Individual/NEW_V05_Short_2.docx
@@ -125,7 +125,7 @@
         <w:rPr>
           <w:sz w:val="21"/>
         </w:rPr>
-        <w:t>Wednesday, September 16, 2026 | 1:46 PM CT</w:t>
+        <w:t>Wednesday, September 16, 2026 | 3:16 PM CT</w:t>
       </w:r>
     </w:p>
     <w:p>

--- a/deliverables/V4-V11_SYNC/PACKAGES/NEW_V05_Synchronized_Production_Package/05_SHORTS/Individual/NEW_V05_Short_2.docx
+++ b/deliverables/V4-V11_SYNC/PACKAGES/NEW_V05_Synchronized_Production_Package/05_SHORTS/Individual/NEW_V05_Short_2.docx
@@ -125,7 +125,7 @@
         <w:rPr>
           <w:sz w:val="21"/>
         </w:rPr>
-        <w:t>Wednesday, September 16, 2026 | 3:16 PM CT</w:t>
+        <w:t>Wednesday, September 16, 2026 | 3:21 PM CT</w:t>
       </w:r>
     </w:p>
     <w:p>
@@ -267,6 +267,292 @@
           <w:color w:val="8A6D1E"/>
           <w:sz w:val="17"/>
         </w:rPr>
+        <w:t>OPENING, SPECIFIC TO THIS SHORT</w:t>
+      </w:r>
+    </w:p>
+    <w:tbl>
+      <w:tblPr>
+        <w:tblW w:type="auto" w:w="0"/>
+        <w:jc w:val="left"/>
+        <w:tblBorders>
+          <w:top w:val="single" w:sz="4" w:space="0" w:color="C9BFA8"/>
+          <w:left w:val="single" w:sz="4" w:space="0" w:color="C9BFA8"/>
+          <w:bottom w:val="single" w:sz="4" w:space="0" w:color="C9BFA8"/>
+          <w:right w:val="single" w:sz="4" w:space="0" w:color="C9BFA8"/>
+          <w:insideH w:val="single" w:sz="4" w:space="0" w:color="C9BFA8"/>
+          <w:insideV w:val="single" w:sz="4" w:space="0" w:color="C9BFA8"/>
+        </w:tblBorders>
+        <w:tblLayout w:type="fixed"/>
+        <w:tblLook w:firstColumn="1" w:firstRow="1" w:lastColumn="0" w:lastRow="0" w:noHBand="0" w:noVBand="1" w:val="04A0"/>
+      </w:tblPr>
+      <w:tblGrid>
+        <w:gridCol w:w="4824"/>
+        <w:gridCol w:w="4824"/>
+      </w:tblGrid>
+      <w:tr>
+        <w:trPr>
+          <w:tblHeader w:val="true"/>
+        </w:trPr>
+        <w:tc>
+          <w:tcPr>
+            <w:tcW w:type="dxa" w:w="2304"/>
+            <w:shd w:val="clear" w:color="auto" w:fill="F3EFE6"/>
+          </w:tcPr>
+          <w:p>
+            <w:pPr>
+              <w:spacing w:before="60" w:after="60" w:line="264" w:lineRule="auto"/>
+            </w:pPr>
+            <w:r/>
+            <w:r>
+              <w:rPr>
+                <w:b/>
+                <w:i w:val="0"/>
+                <w:color w:val="112345"/>
+                <w:sz w:val="17"/>
+              </w:rPr>
+            </w:r>
+          </w:p>
+        </w:tc>
+        <w:tc>
+          <w:tcPr>
+            <w:tcW w:type="dxa" w:w="7344"/>
+            <w:shd w:val="clear" w:color="auto" w:fill="F3EFE6"/>
+          </w:tcPr>
+          <w:p>
+            <w:pPr>
+              <w:spacing w:before="60" w:after="60" w:line="264" w:lineRule="auto"/>
+            </w:pPr>
+            <w:r/>
+            <w:r>
+              <w:rPr>
+                <w:b/>
+                <w:i w:val="0"/>
+                <w:color w:val="112345"/>
+                <w:sz w:val="17"/>
+              </w:rPr>
+            </w:r>
+          </w:p>
+        </w:tc>
+      </w:tr>
+      <w:tr>
+        <w:tc>
+          <w:tcPr>
+            <w:tcW w:type="dxa" w:w="2304"/>
+          </w:tcPr>
+          <w:p>
+            <w:pPr>
+              <w:spacing w:before="60" w:after="60" w:line="264" w:lineRule="auto"/>
+            </w:pPr>
+            <w:r/>
+            <w:r>
+              <w:rPr>
+                <w:b w:val="0"/>
+                <w:i w:val="0"/>
+                <w:sz w:val="17"/>
+              </w:rPr>
+              <w:t>On-screen text</w:t>
+            </w:r>
+          </w:p>
+        </w:tc>
+        <w:tc>
+          <w:tcPr>
+            <w:tcW w:type="dxa" w:w="7344"/>
+          </w:tcPr>
+          <w:p>
+            <w:pPr>
+              <w:spacing w:before="60" w:after="60" w:line="264" w:lineRule="auto"/>
+            </w:pPr>
+            <w:r/>
+            <w:r>
+              <w:rPr>
+                <w:b w:val="0"/>
+                <w:i w:val="0"/>
+                <w:sz w:val="17"/>
+              </w:rPr>
+              <w:t>Being useful can feel like career security.</w:t>
+            </w:r>
+          </w:p>
+        </w:tc>
+      </w:tr>
+      <w:tr>
+        <w:tc>
+          <w:tcPr>
+            <w:tcW w:type="dxa" w:w="2304"/>
+          </w:tcPr>
+          <w:p>
+            <w:pPr>
+              <w:spacing w:before="60" w:after="60" w:line="264" w:lineRule="auto"/>
+            </w:pPr>
+            <w:r/>
+            <w:r>
+              <w:rPr>
+                <w:b w:val="0"/>
+                <w:i w:val="0"/>
+                <w:sz w:val="17"/>
+              </w:rPr>
+              <w:t>Opening visual</w:t>
+            </w:r>
+          </w:p>
+        </w:tc>
+        <w:tc>
+          <w:tcPr>
+            <w:tcW w:type="dxa" w:w="7344"/>
+          </w:tcPr>
+          <w:p>
+            <w:pPr>
+              <w:spacing w:before="60" w:after="60" w:line="264" w:lineRule="auto"/>
+            </w:pPr>
+            <w:r/>
+            <w:r>
+              <w:rPr>
+                <w:b w:val="0"/>
+                <w:i w:val="0"/>
+                <w:sz w:val="17"/>
+              </w:rPr>
+              <w:t>Camera, 9:16</w:t>
+            </w:r>
+          </w:p>
+        </w:tc>
+      </w:tr>
+      <w:tr>
+        <w:tc>
+          <w:tcPr>
+            <w:tcW w:type="dxa" w:w="2304"/>
+          </w:tcPr>
+          <w:p>
+            <w:pPr>
+              <w:spacing w:before="60" w:after="60" w:line="264" w:lineRule="auto"/>
+            </w:pPr>
+            <w:r/>
+            <w:r>
+              <w:rPr>
+                <w:b w:val="0"/>
+                <w:i w:val="0"/>
+                <w:sz w:val="17"/>
+              </w:rPr>
+              <w:t>Sound</w:t>
+            </w:r>
+          </w:p>
+        </w:tc>
+        <w:tc>
+          <w:tcPr>
+            <w:tcW w:type="dxa" w:w="7344"/>
+          </w:tcPr>
+          <w:p>
+            <w:pPr>
+              <w:spacing w:before="60" w:after="60" w:line="264" w:lineRule="auto"/>
+            </w:pPr>
+            <w:r/>
+            <w:r>
+              <w:rPr>
+                <w:b w:val="0"/>
+                <w:i w:val="0"/>
+                <w:sz w:val="17"/>
+              </w:rPr>
+              <w:t>One accent, on “security”</w:t>
+            </w:r>
+          </w:p>
+        </w:tc>
+      </w:tr>
+      <w:tr>
+        <w:tc>
+          <w:tcPr>
+            <w:tcW w:type="dxa" w:w="2304"/>
+          </w:tcPr>
+          <w:p>
+            <w:pPr>
+              <w:spacing w:before="60" w:after="60" w:line="264" w:lineRule="auto"/>
+            </w:pPr>
+            <w:r/>
+            <w:r>
+              <w:rPr>
+                <w:b w:val="0"/>
+                <w:i w:val="0"/>
+                <w:sz w:val="17"/>
+              </w:rPr>
+              <w:t>Cut to NEW_V5_FS_02_NOT_ALIGNED</w:t>
+            </w:r>
+          </w:p>
+        </w:tc>
+        <w:tc>
+          <w:tcPr>
+            <w:tcW w:type="dxa" w:w="7344"/>
+          </w:tcPr>
+          <w:p>
+            <w:pPr>
+              <w:spacing w:before="60" w:after="60" w:line="264" w:lineRule="auto"/>
+            </w:pPr>
+            <w:r/>
+            <w:r>
+              <w:rPr>
+                <w:b w:val="0"/>
+                <w:i w:val="0"/>
+                <w:sz w:val="17"/>
+              </w:rPr>
+              <w:t>on “That does not mean they are plotting against you.”</w:t>
+            </w:r>
+          </w:p>
+        </w:tc>
+      </w:tr>
+      <w:tr>
+        <w:tc>
+          <w:tcPr>
+            <w:tcW w:type="dxa" w:w="2304"/>
+          </w:tcPr>
+          <w:p>
+            <w:pPr>
+              <w:spacing w:before="60" w:after="60" w:line="264" w:lineRule="auto"/>
+            </w:pPr>
+            <w:r/>
+            <w:r>
+              <w:rPr>
+                <w:b w:val="0"/>
+                <w:i w:val="0"/>
+                <w:sz w:val="17"/>
+              </w:rPr>
+              <w:t>Payoff frame</w:t>
+            </w:r>
+          </w:p>
+        </w:tc>
+        <w:tc>
+          <w:tcPr>
+            <w:tcW w:type="dxa" w:w="7344"/>
+          </w:tcPr>
+          <w:p>
+            <w:pPr>
+              <w:spacing w:before="60" w:after="60" w:line="264" w:lineRule="auto"/>
+            </w:pPr>
+            <w:r/>
+            <w:r>
+              <w:rPr>
+                <w:b w:val="0"/>
+                <w:i w:val="0"/>
+                <w:sz w:val="17"/>
+              </w:rPr>
+              <w:t>NEW_V5_FS_04_THE_QUESTION, held on the ask</w:t>
+            </w:r>
+          </w:p>
+        </w:tc>
+      </w:tr>
+    </w:tbl>
+    <w:p>
+      <w:pPr>
+        <w:spacing w:after="120"/>
+      </w:pPr>
+    </w:p>
+    <w:p>
+      <w:pPr>
+        <w:spacing w:before="200" w:after="60"/>
+        <w:keepNext w:val="1"/>
+        <w:keepLines w:val="1"/>
+      </w:pPr>
+      <w:r>
+        <w:rPr>
+          <w:b/>
+          <w:i w:val="0"/>
+          <w:color w:val="8A6D1E"/>
+          <w:sz w:val="17"/>
+        </w:rPr>
         <w:t>EVERY LINE ABOVE</w:t>
       </w:r>
     </w:p>
@@ -280,7 +566,7 @@
           <w:i w:val="0"/>
           <w:sz w:val="21"/>
         </w:rPr>
-        <w:t>Verbatim from the reconciled master. No narration was invented and no sentences were joined into a claim the script does not make.</w:t>
+        <w:t>Verbatim from the reconciled master. No narration was invented and no sentences were joined into a claim the script does not make. The list it teaches is complete, every reference has its antecedent inside the Short, and the ask is one action.</w:t>
       </w:r>
     </w:p>
     <w:sectPr>

--- a/deliverables/V4-V11_SYNC/PACKAGES/NEW_V05_Synchronized_Production_Package/05_SHORTS/Individual/NEW_V05_Short_2.docx
+++ b/deliverables/V4-V11_SYNC/PACKAGES/NEW_V05_Synchronized_Production_Package/05_SHORTS/Individual/NEW_V05_Short_2.docx
@@ -125,7 +125,7 @@
         <w:rPr>
           <w:sz w:val="21"/>
         </w:rPr>
-        <w:t>Wednesday, September 16, 2026 | 3:21 PM CT</w:t>
+        <w:t>Thursday, September 17, 2026 | 8:55 AM CT</w:t>
       </w:r>
     </w:p>
     <w:p>

--- a/deliverables/V4-V11_SYNC/PACKAGES/NEW_V05_Synchronized_Production_Package/05_SHORTS/Individual/NEW_V05_Short_2.docx
+++ b/deliverables/V4-V11_SYNC/PACKAGES/NEW_V05_Synchronized_Production_Package/05_SHORTS/Individual/NEW_V05_Short_2.docx
@@ -125,7 +125,7 @@
         <w:rPr>
           <w:sz w:val="21"/>
         </w:rPr>
-        <w:t>Thursday, September 17, 2026 | 8:55 AM CT</w:t>
+        <w:t>Thursday, September 17, 2026 | 12:57 PM CT</w:t>
       </w:r>
     </w:p>
     <w:p>

--- a/deliverables/V4-V11_SYNC/PACKAGES/NEW_V05_Synchronized_Production_Package/05_SHORTS/Individual/NEW_V05_Short_2.docx
+++ b/deliverables/V4-V11_SYNC/PACKAGES/NEW_V05_Synchronized_Production_Package/05_SHORTS/Individual/NEW_V05_Short_2.docx
@@ -125,7 +125,7 @@
         <w:rPr>
           <w:sz w:val="21"/>
         </w:rPr>
-        <w:t>Thursday, September 17, 2026 | 12:57 PM CT</w:t>
+        <w:t>Saturday, September 19, 2026 | 6:36 AM CT</w:t>
       </w:r>
     </w:p>
     <w:p>

--- a/deliverables/V4-V11_SYNC/PACKAGES/NEW_V05_Synchronized_Production_Package/05_SHORTS/Individual/NEW_V05_Short_2.docx
+++ b/deliverables/V4-V11_SYNC/PACKAGES/NEW_V05_Synchronized_Production_Package/05_SHORTS/Individual/NEW_V05_Short_2.docx
@@ -125,7 +125,7 @@
         <w:rPr>
           <w:sz w:val="21"/>
         </w:rPr>
-        <w:t>Saturday, September 19, 2026 | 6:36 AM CT</w:t>
+        <w:t>Saturday, September 19, 2026 | 7:08 AM CT</w:t>
       </w:r>
     </w:p>
     <w:p>
